--- a/Eurizon/NFDU/NFDU_Kadenko/2026/Звіт_ОліхОЯ_2026_IІІкв.docx
+++ b/Eurizon/NFDU/NFDU_Kadenko/2026/Звіт_ОліхОЯ_2026_IІІкв.docx
@@ -218,7 +218,7 @@
         <w:rPr>
           <w:bCs/>
         </w:rPr>
-        <w:t>червня</w:t>
+        <w:t>липня</w:t>
       </w:r>
       <w:r>
         <w:rPr>
@@ -1180,15 +1180,7 @@
           <w:b w:val="0"/>
           <w:bCs/>
         </w:rPr>
-        <w:t xml:space="preserve">В нашому підході запропоновано використовувати потужність моделей комп’ютерного зору. Завдання розрізнення зображень є одним із найпопулярніших у машинному навчанні і, відповідно, існує значна кількість </w:t>
-      </w:r>
-      <w:r>
-        <w:rPr>
-          <w:b w:val="0"/>
-          <w:bCs/>
-        </w:rPr>
-        <w:lastRenderedPageBreak/>
-        <w:t xml:space="preserve">відповідних моделей, які, з одного боку, є у відкритому доступі, а з іншого  - натреновані на величезному масиві даних. </w:t>
+        <w:t xml:space="preserve">В нашому підході запропоновано використовувати потужність моделей комп’ютерного зору. Завдання розрізнення зображень є одним із найпопулярніших у машинному навчанні і, відповідно, існує значна кількість відповідних моделей, які, з одного боку, є у відкритому доступі, а з іншого  - натреновані на величезному масиві даних. </w:t>
       </w:r>
       <w:r>
         <w:rPr>
@@ -1671,7 +1663,6 @@
           <w:b w:val="0"/>
           <w:bCs/>
         </w:rPr>
-        <w:lastRenderedPageBreak/>
         <w:t>Звичайно, може бути декілька варіантів реалізації перетворення 3</w:t>
       </w:r>
       <w:r>
@@ -2106,15 +2097,7 @@
           <w:b w:val="0"/>
           <w:bCs/>
         </w:rPr>
-        <w:t xml:space="preserve">Для вибору найбільш раціональних параметрів перетворення були проведено дослідження з використанням поруватих структур кремнію. При </w:t>
-      </w:r>
-      <w:r>
-        <w:rPr>
-          <w:b w:val="0"/>
-          <w:bCs/>
-        </w:rPr>
-        <w:lastRenderedPageBreak/>
-        <w:t xml:space="preserve">цьому використовувалася МД-комірка у вигляді куба зі стороною </w:t>
+        <w:t xml:space="preserve">Для вибору найбільш раціональних параметрів перетворення були проведено дослідження з використанням поруватих структур кремнію. При цьому використовувалася МД-комірка у вигляді куба зі стороною </w:t>
       </w:r>
       <w:r>
         <w:rPr>
@@ -2813,7 +2796,6 @@
                 <w:b w:val="0"/>
                 <w:noProof/>
               </w:rPr>
-              <w:lastRenderedPageBreak/>
               <w:drawing>
                 <wp:inline distT="0" distB="0" distL="0" distR="0" wp14:anchorId="3D2B451A" wp14:editId="1C4C7CB0">
                   <wp:extent cx="1800000" cy="1800000"/>
@@ -3674,7 +3656,6 @@
                 <w:b w:val="0"/>
                 <w:bCs/>
               </w:rPr>
-              <w:lastRenderedPageBreak/>
               <w:t>Рис.</w:t>
             </w:r>
             <w:r>
@@ -3842,21 +3823,7 @@
           <w:b w:val="0"/>
           <w:bCs/>
         </w:rPr>
-        <w:t xml:space="preserve">та </w:t>
-      </w:r>
-      <w:r>
-        <w:rPr>
-          <w:b w:val="0"/>
-          <w:bCs/>
-        </w:rPr>
-        <w:t>NASNetLarge</w:t>
-      </w:r>
-      <w:r>
-        <w:rPr>
-          <w:b w:val="0"/>
-          <w:bCs/>
-        </w:rPr>
-        <w:t xml:space="preserve">, які дозволяють </w:t>
+        <w:t xml:space="preserve">та NASNetLarge, які дозволяють </w:t>
       </w:r>
       <w:r>
         <w:rPr>
@@ -3924,14 +3891,7 @@
           <w:b w:val="0"/>
           <w:bCs/>
         </w:rPr>
-        <w:t xml:space="preserve">Як регресійні моделі використовувалися </w:t>
-      </w:r>
-      <w:r>
-        <w:rPr>
-          <w:b w:val="0"/>
-          <w:bCs/>
-        </w:rPr>
-        <w:t>eXtreme G</w:t>
+        <w:t>Як регресійні моделі використовувалися eXtreme G</w:t>
       </w:r>
       <w:r>
         <w:rPr>
@@ -3976,21 +3936,7 @@
           <w:b w:val="0"/>
           <w:bCs/>
         </w:rPr>
-        <w:t xml:space="preserve">та </w:t>
-      </w:r>
-      <w:r>
-        <w:rPr>
-          <w:b w:val="0"/>
-          <w:bCs/>
-        </w:rPr>
-        <w:t>регресія на основі опорних векторів з параметром ν</w:t>
-      </w:r>
-      <w:r>
-        <w:rPr>
-          <w:b w:val="0"/>
-          <w:bCs/>
-        </w:rPr>
-        <w:t xml:space="preserve"> (</w:t>
+        <w:t>та регресія на основі опорних векторів з параметром ν (</w:t>
       </w:r>
       <w:r>
         <w:rPr>
@@ -4070,14 +4016,7 @@
           <w:b w:val="0"/>
           <w:bCs/>
         </w:rPr>
-        <w:t xml:space="preserve"> </w:t>
-      </w:r>
-      <w:r>
-        <w:rPr>
-          <w:b w:val="0"/>
-          <w:bCs/>
-        </w:rPr>
-        <w:t>MRE</w:t>
+        <w:t xml:space="preserve"> MRE</w:t>
       </w:r>
       <w:r>
         <w:rPr>
@@ -7133,7 +7072,6 @@
                 <w:bCs/>
                 <w:lang w:val="en-US"/>
               </w:rPr>
-              <w:lastRenderedPageBreak/>
               <w:t>64</w:t>
             </w:r>
           </w:p>
@@ -11938,15 +11876,7 @@
                 <w:bCs/>
                 <w:lang w:val="en-US"/>
               </w:rPr>
-              <w:t>1</w:t>
-            </w:r>
-            <w:r>
-              <w:rPr>
-                <w:b w:val="0"/>
-                <w:bCs/>
-                <w:lang w:val="en-US"/>
-              </w:rPr>
-              <w:t>,5</w:t>
+              <w:t>1,5</w:t>
             </w:r>
           </w:p>
         </w:tc>
@@ -12158,15 +12088,7 @@
                 <w:bCs/>
                 <w:lang w:val="en-US"/>
               </w:rPr>
-              <w:t>1</w:t>
-            </w:r>
-            <w:r>
-              <w:rPr>
-                <w:b w:val="0"/>
-                <w:bCs/>
-                <w:lang w:val="en-US"/>
-              </w:rPr>
-              <w:t>,5</w:t>
+              <w:t>1,5</w:t>
             </w:r>
           </w:p>
         </w:tc>
@@ -12371,15 +12293,7 @@
                 <w:bCs/>
                 <w:lang w:val="en-US"/>
               </w:rPr>
-              <w:t>1</w:t>
-            </w:r>
-            <w:r>
-              <w:rPr>
-                <w:b w:val="0"/>
-                <w:bCs/>
-                <w:lang w:val="en-US"/>
-              </w:rPr>
-              <w:t>,5</w:t>
+              <w:t>1,5</w:t>
             </w:r>
           </w:p>
         </w:tc>
@@ -12608,15 +12522,7 @@
                 <w:bCs/>
                 <w:lang w:val="en-US"/>
               </w:rPr>
-              <w:t>1</w:t>
-            </w:r>
-            <w:r>
-              <w:rPr>
-                <w:b w:val="0"/>
-                <w:bCs/>
-                <w:lang w:val="en-US"/>
-              </w:rPr>
-              <w:t>,5</w:t>
+              <w:t>1,5</w:t>
             </w:r>
           </w:p>
         </w:tc>
@@ -13658,23 +13564,7 @@
                 <w:bCs/>
                 <w:lang w:val="en-US"/>
               </w:rPr>
-              <w:t xml:space="preserve">* </w:t>
-            </w:r>
-            <w:r>
-              <w:rPr>
-                <w:b w:val="0"/>
-                <w:bCs/>
-                <w:lang w:val="en-US"/>
-              </w:rPr>
-              <w:t>NNL</w:t>
-            </w:r>
-            <w:r>
-              <w:rPr>
-                <w:b w:val="0"/>
-                <w:bCs/>
-                <w:lang w:val="en-US"/>
-              </w:rPr>
-              <w:t xml:space="preserve"> – </w:t>
+              <w:t xml:space="preserve">* NNL – </w:t>
             </w:r>
             <w:r>
               <w:rPr>
@@ -13689,23 +13579,7 @@
                 <w:bCs/>
                 <w:lang w:val="en-US"/>
               </w:rPr>
-              <w:t xml:space="preserve">, </w:t>
-            </w:r>
-            <w:r>
-              <w:rPr>
-                <w:b w:val="0"/>
-                <w:bCs/>
-                <w:lang w:val="en-US"/>
-              </w:rPr>
-              <w:t>EfN</w:t>
-            </w:r>
-            <w:r>
-              <w:rPr>
-                <w:b w:val="0"/>
-                <w:bCs/>
-                <w:lang w:val="en-US"/>
-              </w:rPr>
-              <w:t xml:space="preserve"> - </w:t>
+              <w:t xml:space="preserve">, EfN - </w:t>
             </w:r>
             <w:r>
               <w:rPr>
@@ -13747,35 +13621,7 @@
           <w:b w:val="0"/>
           <w:bCs/>
         </w:rPr>
-        <w:t>Як видно з наведених даних, а</w:t>
-      </w:r>
-      <w:r>
-        <w:rPr>
-          <w:b w:val="0"/>
-          <w:bCs/>
-        </w:rPr>
-        <w:t>лгоритм NuSVR є лідером</w:t>
-      </w:r>
-      <w:r>
-        <w:rPr>
-          <w:b w:val="0"/>
-          <w:bCs/>
-        </w:rPr>
-        <w:t xml:space="preserve">, тоді як </w:t>
-      </w:r>
-      <w:r>
-        <w:rPr>
-          <w:b w:val="0"/>
-          <w:bCs/>
-        </w:rPr>
-        <w:t xml:space="preserve">XGBoost  демонструє стабільні, але значно гірші результати. </w:t>
-      </w:r>
-      <w:r>
-        <w:rPr>
-          <w:b w:val="0"/>
-          <w:bCs/>
-        </w:rPr>
-        <w:t xml:space="preserve">Якщо порівнювати різні </w:t>
+        <w:t xml:space="preserve">Як видно з наведених даних, алгоритм NuSVR є лідером, тоді як XGBoost  демонструє стабільні, але значно гірші результати. Якщо порівнювати різні </w:t>
       </w:r>
       <w:r>
         <w:rPr>
@@ -13790,99 +13636,7 @@
           <w:b w:val="0"/>
           <w:bCs/>
         </w:rPr>
-        <w:t xml:space="preserve">, то </w:t>
-      </w:r>
-      <w:r>
-        <w:rPr>
-          <w:b w:val="0"/>
-          <w:bCs/>
-        </w:rPr>
-        <w:t>EfficientNetB7 досягає абсолютно найвищої точності в піковій точці</w:t>
-      </w:r>
-      <w:r>
-        <w:rPr>
-          <w:b w:val="0"/>
-          <w:bCs/>
-        </w:rPr>
-        <w:t xml:space="preserve">, тоді як </w:t>
-      </w:r>
-      <w:r>
-        <w:rPr>
-          <w:b w:val="0"/>
-          <w:bCs/>
-        </w:rPr>
-        <w:t xml:space="preserve">NASNetLarge виявляється більш стійким і передбачуваним. На відміну від EfficientNetB7, він демонструє відмінні результати майже на всіх розмірах </w:t>
-      </w:r>
-      <w:r>
-        <w:rPr>
-          <w:b w:val="0"/>
-          <w:bCs/>
-        </w:rPr>
-        <w:lastRenderedPageBreak/>
-        <w:t xml:space="preserve">вхідних зображень. </w:t>
-      </w:r>
-      <w:r>
-        <w:rPr>
-          <w:b w:val="0"/>
-          <w:bCs/>
-        </w:rPr>
-        <w:t>Оптимальна роздільна здатність — 128 px або 256 px. Збільшення розміру до 512 px або 1024 px не покращує результат, а навпаки спричиняє деградацію якості моделі та ризик перенавчання.</w:t>
-      </w:r>
-      <w:r>
-        <w:rPr>
-          <w:b w:val="0"/>
-          <w:bCs/>
-        </w:rPr>
-        <w:t xml:space="preserve"> </w:t>
-      </w:r>
-      <w:r>
-        <w:rPr>
-          <w:b w:val="0"/>
-          <w:bCs/>
-        </w:rPr>
-        <w:t xml:space="preserve">Значення </w:t>
-      </w:r>
-      <w:r>
-        <w:rPr>
-          <w:b w:val="0"/>
-          <w:bCs/>
-        </w:rPr>
-        <w:t xml:space="preserve">радіуса розмиття </w:t>
-      </w:r>
-      <w:r>
-        <w:rPr>
-          <w:b w:val="0"/>
-          <w:bCs/>
-        </w:rPr>
-        <w:t xml:space="preserve">1.0 </w:t>
-      </w:r>
-      <w:r>
-        <w:rPr>
-          <w:b w:val="0"/>
-          <w:bCs/>
-        </w:rPr>
-        <w:t xml:space="preserve">або </w:t>
-      </w:r>
-      <w:r>
-        <w:rPr>
-          <w:b w:val="0"/>
-          <w:bCs/>
-        </w:rPr>
-        <w:t xml:space="preserve">1.5 </w:t>
-      </w:r>
-      <w:r>
-        <w:rPr>
-          <w:b w:val="0"/>
-          <w:bCs/>
-        </w:rPr>
-        <w:t xml:space="preserve">ангстрем </w:t>
-      </w:r>
-      <w:r>
-        <w:rPr>
-          <w:b w:val="0"/>
-          <w:bCs/>
-        </w:rPr>
-        <w:t>забезпечують найкраще виділення фізичних патернів для NuSVR.</w:t>
+        <w:t>, то EfficientNetB7 досягає абсолютно найвищої точності в піковій точці, тоді як NASNetLarge виявляється більш стійким і передбачуваним. На відміну від EfficientNetB7, він демонструє відмінні результати майже на всіх розмірах вхідних зображень. Оптимальна роздільна здатність — 128 px або 256 px. Збільшення розміру до 512 px або 1024 px не покращує результат, а навпаки спричиняє деградацію якості моделі та ризик перенавчання. Значення радіуса розмиття 1.0 або 1.5 ангстрем забезпечують найкраще виділення фізичних патернів для NuSVR.</w:t>
       </w:r>
     </w:p>
     <w:p>
@@ -13903,28 +13657,7 @@
           <w:b w:val="0"/>
           <w:bCs/>
         </w:rPr>
-        <w:t>Таким чином, о</w:t>
-      </w:r>
-      <w:r>
-        <w:rPr>
-          <w:b w:val="0"/>
-          <w:bCs/>
-        </w:rPr>
-        <w:t>сновна робоча конфігурація: 128 px | 1.0 Å | NuSVR | EfficientNetB7 (для досягнення максимальної точності).</w:t>
-      </w:r>
-      <w:r>
-        <w:rPr>
-          <w:b w:val="0"/>
-          <w:bCs/>
-        </w:rPr>
-        <w:t xml:space="preserve"> </w:t>
-      </w:r>
-      <w:r>
-        <w:rPr>
-          <w:b w:val="0"/>
-          <w:bCs/>
-        </w:rPr>
-        <w:t>Альтернативна (найбільш стабільна) конфігурація: 256 px | 0.5 Å | NuSVR | NASNetLarge або 64 px | 0.5 Å | NuSVR | EfficientNetB7 (якщо потрібна висока точність без ризику аномального стрибка похибки при незначній зміні параметрів).</w:t>
+        <w:t>Таким чином, основна робоча конфігурація: 128 px | 1.0 Å | NuSVR | EfficientNetB7 (для досягнення максимальної точності). Альтернативна (найбільш стабільна) конфігурація: 256 px | 0.5 Å | NuSVR | NASNetLarge або 64 px | 0.5 Å | NuSVR | EfficientNetB7 (якщо потрібна висока точність без ризику аномального стрибка похибки при незначній зміні параметрів).</w:t>
       </w:r>
     </w:p>
     <w:p>
@@ -18514,6 +18247,7 @@
   <w:style w:type="character" w:default="1" w:styleId="a0">
     <w:name w:val="Default Paragraph Font"/>
     <w:uiPriority w:val="1"/>
+    <w:semiHidden/>
     <w:unhideWhenUsed/>
   </w:style>
   <w:style w:type="table" w:default="1" w:styleId="a1">
